--- a/materialien/00_Lehrerhinweise/KR_W6_Lehrerhinweise.docx
+++ b/materialien/00_Lehrerhinweise/KR_W6_Lehrerhinweise.docx
@@ -169,7 +169,7 @@
               <w:rPr>
                 <w:rFonts w:ascii="Georgia" w:hAnsi="Georgia" w:cs="Georgia" w:eastAsia="Georgia"/>
                 <w:b/>
-                <w:color w:val="8A5F1A"/>
+                <w:color w:val="14213D"/>
                 <w:sz w:val="34"/>
               </w:rPr>
               <w:t>Die Zeitmaschine – Endgegner</w:t>
@@ -12271,7 +12271,7 @@
                 <w:color w:val="1B1B1F"/>
                 <w:sz w:val="17"/>
               </w:rPr>
-              <w:t xml:space="preserve">Ringschritt t ∈ {3, 5, 7}; Pendelwort aus {UHR, TAG, RAD, SAND, ZEIT, KERN, NACHT}; Klartext aus deutschen Wörtern/Komposita (6–16 Buchstaben, ohne Umlaute); Richtung ver/ent (Seed-gesteuert). „Verschlüssele „&lt;klartext&gt;“ mit Eves Uhrwerk (t = &lt;t&gt;, Pendelwort &lt;W&gt;).“ bzw. „Entschlüssele &lt;GEHEIMTEXT&gt; …“. Beispiel: „zahnradwerk“, t = 3, UHR → Zwischentext </w:t>
+              <w:t xml:space="preserve">Ringschritt t ∈ {3, 5, 7}; Pendelwort aus {RITZEL, UNRUH, ANKERRAD, KLINKE, LOT, HEMMUNG, SPINDEL, NOCKE}; Klartext aus deutschen Wörtern/Komposita (6–16 Buchstaben, ohne Umlaute; keine Wörter aus Lab, Akten, Warm-up); Richtung ver/ent (Seed-gesteuert). „Verschlüssele „&lt;klartext&gt;“ mit Eves Uhrwerk (t = &lt;t&gt;, Pendelwort &lt;W&gt;).“ bzw. „Entschlüssele &lt;GEHEIMTEXT&gt; …“. Beispiel: „standuhr“, t = 3, RITZEL → Zwischentext </w:t>
             </w:r>
             <w:r>
               <w:rPr>
@@ -12281,7 +12281,7 @@
                 <w:color w:val="1B1B1F"/>
                 <w:sz w:val="17"/>
               </w:rPr>
-              <w:t>ZNDAR WHAEX XRXXK X</w:t>
+              <w:t>SNHTD RAU</w:t>
             </w:r>
             <w:r>
               <w:rPr>
@@ -12301,7 +12301,7 @@
                 <w:color w:val="1B1B1F"/>
                 <w:sz w:val="17"/>
               </w:rPr>
-              <w:t>TUUHL DYHYE OYREB E</w:t>
+              <w:t>JVASH CET</w:t>
             </w:r>
             <w:r>
               <w:rPr>

--- a/materialien/00_Lehrerhinweise/KR_W6_Lehrerhinweise.docx
+++ b/materialien/00_Lehrerhinweise/KR_W6_Lehrerhinweise.docx
@@ -8882,9 +8882,10 @@
         <w:gridCol w:w="822"/>
         <w:gridCol w:w="510"/>
         <w:gridCol w:w="1077"/>
-        <w:gridCol w:w="3600"/>
+        <w:gridCol w:w="2863"/>
         <w:gridCol w:w="1587"/>
         <w:gridCol w:w="963"/>
+        <w:gridCol w:w="737"/>
       </w:tblGrid>
       <w:tr>
         <w:trPr>
@@ -9001,7 +9002,7 @@
         </w:tc>
         <w:tc>
           <w:tcPr>
-            <w:tcW w:type="dxa" w:w="3600"/>
+            <w:tcW w:type="dxa" w:w="2863"/>
             <w:shd w:val="clear" w:color="auto" w:fill="F2EADB"/>
             <w:tcMar>
               <w:top w:w="40" w:type="dxa"/>
@@ -9077,6 +9078,33 @@
                 <w:sz w:val="16"/>
               </w:rPr>
               <w:t>Bezug</w:t>
+            </w:r>
+          </w:p>
+        </w:tc>
+        <w:tc>
+          <w:tcPr>
+            <w:tcW w:type="dxa" w:w="737"/>
+            <w:shd w:val="clear" w:color="auto" w:fill="F2EADB"/>
+            <w:tcMar>
+              <w:top w:w="40" w:type="dxa"/>
+              <w:start w:w="70" w:type="dxa"/>
+              <w:bottom w:w="40" w:type="dxa"/>
+              <w:end w:w="70" w:type="dxa"/>
+            </w:tcMar>
+          </w:tcPr>
+          <w:p>
+            <w:pPr>
+              <w:spacing w:before="0" w:after="0"/>
+            </w:pPr>
+            <w:r>
+              <w:rPr>
+                <w:rFonts w:ascii="Calibri" w:hAnsi="Calibri" w:cs="Calibri" w:eastAsia="Calibri"/>
+                <w:b/>
+                <w:i w:val="0"/>
+                <w:color w:val="1B1B1F"/>
+                <w:sz w:val="16"/>
+              </w:rPr>
+              <w:t>Fallen</w:t>
             </w:r>
           </w:p>
         </w:tc>
@@ -9190,7 +9218,7 @@
         </w:tc>
         <w:tc>
           <w:tcPr>
-            <w:tcW w:type="dxa" w:w="3600"/>
+            <w:tcW w:type="dxa" w:w="2863"/>
             <w:tcMar>
               <w:top w:w="30" w:type="dxa"/>
               <w:start w:w="70" w:type="dxa"/>
@@ -9293,6 +9321,32 @@
                 <w:sz w:val="16"/>
               </w:rPr>
               <w:t>W0</w:t>
+            </w:r>
+          </w:p>
+        </w:tc>
+        <w:tc>
+          <w:tcPr>
+            <w:tcW w:type="dxa" w:w="737"/>
+            <w:tcMar>
+              <w:top w:w="30" w:type="dxa"/>
+              <w:start w:w="70" w:type="dxa"/>
+              <w:bottom w:w="30" w:type="dxa"/>
+              <w:end w:w="70" w:type="dxa"/>
+            </w:tcMar>
+          </w:tcPr>
+          <w:p>
+            <w:pPr>
+              <w:spacing w:before="0" w:after="0"/>
+            </w:pPr>
+            <w:r>
+              <w:rPr>
+                <w:rFonts w:ascii="Calibri" w:hAnsi="Calibri" w:cs="Calibri" w:eastAsia="Calibri"/>
+                <w:b w:val="0"/>
+                <w:i w:val="0"/>
+                <w:color w:val="1B1B1F"/>
+                <w:sz w:val="16"/>
+              </w:rPr>
+              <w:t>P2</w:t>
             </w:r>
           </w:p>
         </w:tc>
@@ -9406,7 +9460,7 @@
         </w:tc>
         <w:tc>
           <w:tcPr>
-            <w:tcW w:type="dxa" w:w="3600"/>
+            <w:tcW w:type="dxa" w:w="2863"/>
             <w:tcMar>
               <w:top w:w="30" w:type="dxa"/>
               <w:start w:w="70" w:type="dxa"/>
@@ -9479,6 +9533,32 @@
                 <w:sz w:val="16"/>
               </w:rPr>
               <w:t>W0, P5</w:t>
+            </w:r>
+          </w:p>
+        </w:tc>
+        <w:tc>
+          <w:tcPr>
+            <w:tcW w:type="dxa" w:w="737"/>
+            <w:tcMar>
+              <w:top w:w="30" w:type="dxa"/>
+              <w:start w:w="70" w:type="dxa"/>
+              <w:bottom w:w="30" w:type="dxa"/>
+              <w:end w:w="70" w:type="dxa"/>
+            </w:tcMar>
+          </w:tcPr>
+          <w:p>
+            <w:pPr>
+              <w:spacing w:before="0" w:after="0"/>
+            </w:pPr>
+            <w:r>
+              <w:rPr>
+                <w:rFonts w:ascii="Calibri" w:hAnsi="Calibri" w:cs="Calibri" w:eastAsia="Calibri"/>
+                <w:b w:val="0"/>
+                <w:i w:val="0"/>
+                <w:color w:val="1B1B1F"/>
+                <w:sz w:val="16"/>
+              </w:rPr>
+              <w:t>P5</w:t>
             </w:r>
           </w:p>
         </w:tc>
@@ -9592,7 +9672,7 @@
         </w:tc>
         <w:tc>
           <w:tcPr>
-            <w:tcW w:type="dxa" w:w="3600"/>
+            <w:tcW w:type="dxa" w:w="2863"/>
             <w:tcMar>
               <w:top w:w="30" w:type="dxa"/>
               <w:start w:w="70" w:type="dxa"/>
@@ -9665,6 +9745,32 @@
                 <w:sz w:val="16"/>
               </w:rPr>
               <w:t>W1, P7</w:t>
+            </w:r>
+          </w:p>
+        </w:tc>
+        <w:tc>
+          <w:tcPr>
+            <w:tcW w:type="dxa" w:w="737"/>
+            <w:tcMar>
+              <w:top w:w="30" w:type="dxa"/>
+              <w:start w:w="70" w:type="dxa"/>
+              <w:bottom w:w="30" w:type="dxa"/>
+              <w:end w:w="70" w:type="dxa"/>
+            </w:tcMar>
+          </w:tcPr>
+          <w:p>
+            <w:pPr>
+              <w:spacing w:before="0" w:after="0"/>
+            </w:pPr>
+            <w:r>
+              <w:rPr>
+                <w:rFonts w:ascii="Calibri" w:hAnsi="Calibri" w:cs="Calibri" w:eastAsia="Calibri"/>
+                <w:b w:val="0"/>
+                <w:i w:val="0"/>
+                <w:color w:val="1B1B1F"/>
+                <w:sz w:val="16"/>
+              </w:rPr>
+              <w:t>P7</w:t>
             </w:r>
           </w:p>
         </w:tc>
@@ -9778,7 +9884,7 @@
         </w:tc>
         <w:tc>
           <w:tcPr>
-            <w:tcW w:type="dxa" w:w="3600"/>
+            <w:tcW w:type="dxa" w:w="2863"/>
             <w:tcMar>
               <w:top w:w="30" w:type="dxa"/>
               <w:start w:w="70" w:type="dxa"/>
@@ -9871,6 +9977,32 @@
                 <w:sz w:val="16"/>
               </w:rPr>
               <w:t>W4, P7</w:t>
+            </w:r>
+          </w:p>
+        </w:tc>
+        <w:tc>
+          <w:tcPr>
+            <w:tcW w:type="dxa" w:w="737"/>
+            <w:tcMar>
+              <w:top w:w="30" w:type="dxa"/>
+              <w:start w:w="70" w:type="dxa"/>
+              <w:bottom w:w="30" w:type="dxa"/>
+              <w:end w:w="70" w:type="dxa"/>
+            </w:tcMar>
+          </w:tcPr>
+          <w:p>
+            <w:pPr>
+              <w:spacing w:before="0" w:after="0"/>
+            </w:pPr>
+            <w:r>
+              <w:rPr>
+                <w:rFonts w:ascii="Calibri" w:hAnsi="Calibri" w:cs="Calibri" w:eastAsia="Calibri"/>
+                <w:b w:val="0"/>
+                <w:i w:val="0"/>
+                <w:color w:val="1B1B1F"/>
+                <w:sz w:val="16"/>
+              </w:rPr>
+              <w:t>P7</w:t>
             </w:r>
           </w:p>
         </w:tc>
@@ -9984,7 +10116,7 @@
         </w:tc>
         <w:tc>
           <w:tcPr>
-            <w:tcW w:type="dxa" w:w="3600"/>
+            <w:tcW w:type="dxa" w:w="2863"/>
             <w:tcMar>
               <w:top w:w="30" w:type="dxa"/>
               <w:start w:w="70" w:type="dxa"/>
@@ -10057,6 +10189,32 @@
                 <w:sz w:val="16"/>
               </w:rPr>
               <w:t>W5, P9</w:t>
+            </w:r>
+          </w:p>
+        </w:tc>
+        <w:tc>
+          <w:tcPr>
+            <w:tcW w:type="dxa" w:w="737"/>
+            <w:tcMar>
+              <w:top w:w="30" w:type="dxa"/>
+              <w:start w:w="70" w:type="dxa"/>
+              <w:bottom w:w="30" w:type="dxa"/>
+              <w:end w:w="70" w:type="dxa"/>
+            </w:tcMar>
+          </w:tcPr>
+          <w:p>
+            <w:pPr>
+              <w:spacing w:before="0" w:after="0"/>
+            </w:pPr>
+            <w:r>
+              <w:rPr>
+                <w:rFonts w:ascii="Calibri" w:hAnsi="Calibri" w:cs="Calibri" w:eastAsia="Calibri"/>
+                <w:b w:val="0"/>
+                <w:i w:val="0"/>
+                <w:color w:val="1B1B1F"/>
+                <w:sz w:val="16"/>
+              </w:rPr>
+              <w:t>P9</w:t>
             </w:r>
           </w:p>
         </w:tc>
@@ -10170,7 +10328,7 @@
         </w:tc>
         <w:tc>
           <w:tcPr>
-            <w:tcW w:type="dxa" w:w="3600"/>
+            <w:tcW w:type="dxa" w:w="2863"/>
             <w:tcMar>
               <w:top w:w="30" w:type="dxa"/>
               <w:start w:w="70" w:type="dxa"/>
@@ -10273,6 +10431,32 @@
                 <w:sz w:val="16"/>
               </w:rPr>
               <w:t>W2</w:t>
+            </w:r>
+          </w:p>
+        </w:tc>
+        <w:tc>
+          <w:tcPr>
+            <w:tcW w:type="dxa" w:w="737"/>
+            <w:tcMar>
+              <w:top w:w="30" w:type="dxa"/>
+              <w:start w:w="70" w:type="dxa"/>
+              <w:bottom w:w="30" w:type="dxa"/>
+              <w:end w:w="70" w:type="dxa"/>
+            </w:tcMar>
+          </w:tcPr>
+          <w:p>
+            <w:pPr>
+              <w:spacing w:before="0" w:after="0"/>
+            </w:pPr>
+            <w:r>
+              <w:rPr>
+                <w:rFonts w:ascii="Calibri" w:hAnsi="Calibri" w:cs="Calibri" w:eastAsia="Calibri"/>
+                <w:b w:val="0"/>
+                <w:i w:val="0"/>
+                <w:color w:val="1B1B1F"/>
+                <w:sz w:val="16"/>
+              </w:rPr>
+              <w:t>P1</w:t>
             </w:r>
           </w:p>
         </w:tc>
@@ -10386,7 +10570,7 @@
         </w:tc>
         <w:tc>
           <w:tcPr>
-            <w:tcW w:type="dxa" w:w="3600"/>
+            <w:tcW w:type="dxa" w:w="2863"/>
             <w:tcMar>
               <w:top w:w="30" w:type="dxa"/>
               <w:start w:w="70" w:type="dxa"/>
@@ -10469,6 +10653,32 @@
                 <w:sz w:val="16"/>
               </w:rPr>
               <w:t>W2</w:t>
+            </w:r>
+          </w:p>
+        </w:tc>
+        <w:tc>
+          <w:tcPr>
+            <w:tcW w:type="dxa" w:w="737"/>
+            <w:tcMar>
+              <w:top w:w="30" w:type="dxa"/>
+              <w:start w:w="70" w:type="dxa"/>
+              <w:bottom w:w="30" w:type="dxa"/>
+              <w:end w:w="70" w:type="dxa"/>
+            </w:tcMar>
+          </w:tcPr>
+          <w:p>
+            <w:pPr>
+              <w:spacing w:before="0" w:after="0"/>
+            </w:pPr>
+            <w:r>
+              <w:rPr>
+                <w:rFonts w:ascii="Calibri" w:hAnsi="Calibri" w:cs="Calibri" w:eastAsia="Calibri"/>
+                <w:b w:val="0"/>
+                <w:i w:val="0"/>
+                <w:color w:val="1B1B1F"/>
+                <w:sz w:val="16"/>
+              </w:rPr>
+              <w:t>P4</w:t>
             </w:r>
           </w:p>
         </w:tc>
@@ -10582,7 +10792,7 @@
         </w:tc>
         <w:tc>
           <w:tcPr>
-            <w:tcW w:type="dxa" w:w="3600"/>
+            <w:tcW w:type="dxa" w:w="2863"/>
             <w:tcMar>
               <w:top w:w="30" w:type="dxa"/>
               <w:start w:w="70" w:type="dxa"/>
@@ -10685,6 +10895,32 @@
                 <w:sz w:val="16"/>
               </w:rPr>
               <w:t>W3</w:t>
+            </w:r>
+          </w:p>
+        </w:tc>
+        <w:tc>
+          <w:tcPr>
+            <w:tcW w:type="dxa" w:w="737"/>
+            <w:tcMar>
+              <w:top w:w="30" w:type="dxa"/>
+              <w:start w:w="70" w:type="dxa"/>
+              <w:bottom w:w="30" w:type="dxa"/>
+              <w:end w:w="70" w:type="dxa"/>
+            </w:tcMar>
+          </w:tcPr>
+          <w:p>
+            <w:pPr>
+              <w:spacing w:before="0" w:after="0"/>
+            </w:pPr>
+            <w:r>
+              <w:rPr>
+                <w:rFonts w:ascii="Calibri" w:hAnsi="Calibri" w:cs="Calibri" w:eastAsia="Calibri"/>
+                <w:b w:val="0"/>
+                <w:i w:val="0"/>
+                <w:color w:val="1B1B1F"/>
+                <w:sz w:val="16"/>
+              </w:rPr>
+              <w:t>P4</w:t>
             </w:r>
           </w:p>
         </w:tc>
@@ -10798,7 +11034,7 @@
         </w:tc>
         <w:tc>
           <w:tcPr>
-            <w:tcW w:type="dxa" w:w="3600"/>
+            <w:tcW w:type="dxa" w:w="2863"/>
             <w:tcMar>
               <w:top w:w="30" w:type="dxa"/>
               <w:start w:w="70" w:type="dxa"/>
@@ -10891,6 +11127,32 @@
                 <w:sz w:val="16"/>
               </w:rPr>
               <w:t>W1, P2</w:t>
+            </w:r>
+          </w:p>
+        </w:tc>
+        <w:tc>
+          <w:tcPr>
+            <w:tcW w:type="dxa" w:w="737"/>
+            <w:tcMar>
+              <w:top w:w="30" w:type="dxa"/>
+              <w:start w:w="70" w:type="dxa"/>
+              <w:bottom w:w="30" w:type="dxa"/>
+              <w:end w:w="70" w:type="dxa"/>
+            </w:tcMar>
+          </w:tcPr>
+          <w:p>
+            <w:pPr>
+              <w:spacing w:before="0" w:after="0"/>
+            </w:pPr>
+            <w:r>
+              <w:rPr>
+                <w:rFonts w:ascii="Calibri" w:hAnsi="Calibri" w:cs="Calibri" w:eastAsia="Calibri"/>
+                <w:b w:val="0"/>
+                <w:i w:val="0"/>
+                <w:color w:val="1B1B1F"/>
+                <w:sz w:val="16"/>
+              </w:rPr>
+              <w:t>P2</w:t>
             </w:r>
           </w:p>
         </w:tc>
@@ -11004,7 +11266,7 @@
         </w:tc>
         <w:tc>
           <w:tcPr>
-            <w:tcW w:type="dxa" w:w="3600"/>
+            <w:tcW w:type="dxa" w:w="2863"/>
             <w:tcMar>
               <w:top w:w="30" w:type="dxa"/>
               <w:start w:w="70" w:type="dxa"/>
@@ -11087,6 +11349,32 @@
         <w:tc>
           <w:tcPr>
             <w:tcW w:type="dxa" w:w="964"/>
+            <w:tcMar>
+              <w:top w:w="30" w:type="dxa"/>
+              <w:start w:w="70" w:type="dxa"/>
+              <w:bottom w:w="30" w:type="dxa"/>
+              <w:end w:w="70" w:type="dxa"/>
+            </w:tcMar>
+          </w:tcPr>
+          <w:p>
+            <w:pPr>
+              <w:spacing w:before="0" w:after="0"/>
+            </w:pPr>
+            <w:r>
+              <w:rPr>
+                <w:rFonts w:ascii="Calibri" w:hAnsi="Calibri" w:cs="Calibri" w:eastAsia="Calibri"/>
+                <w:b w:val="0"/>
+                <w:i w:val="0"/>
+                <w:color w:val="1B1B1F"/>
+                <w:sz w:val="16"/>
+              </w:rPr>
+              <w:t>P3</w:t>
+            </w:r>
+          </w:p>
+        </w:tc>
+        <w:tc>
+          <w:tcPr>
+            <w:tcW w:type="dxa" w:w="737"/>
             <w:tcMar>
               <w:top w:w="30" w:type="dxa"/>
               <w:start w:w="70" w:type="dxa"/>
@@ -11220,7 +11508,7 @@
         </w:tc>
         <w:tc>
           <w:tcPr>
-            <w:tcW w:type="dxa" w:w="3600"/>
+            <w:tcW w:type="dxa" w:w="2863"/>
             <w:tcMar>
               <w:top w:w="30" w:type="dxa"/>
               <w:start w:w="70" w:type="dxa"/>
@@ -11293,6 +11581,32 @@
                 <w:sz w:val="16"/>
               </w:rPr>
               <w:t>W5, P9</w:t>
+            </w:r>
+          </w:p>
+        </w:tc>
+        <w:tc>
+          <w:tcPr>
+            <w:tcW w:type="dxa" w:w="737"/>
+            <w:tcMar>
+              <w:top w:w="30" w:type="dxa"/>
+              <w:start w:w="70" w:type="dxa"/>
+              <w:bottom w:w="30" w:type="dxa"/>
+              <w:end w:w="70" w:type="dxa"/>
+            </w:tcMar>
+          </w:tcPr>
+          <w:p>
+            <w:pPr>
+              <w:spacing w:before="0" w:after="0"/>
+            </w:pPr>
+            <w:r>
+              <w:rPr>
+                <w:rFonts w:ascii="Calibri" w:hAnsi="Calibri" w:cs="Calibri" w:eastAsia="Calibri"/>
+                <w:b w:val="0"/>
+                <w:i w:val="0"/>
+                <w:color w:val="1B1B1F"/>
+                <w:sz w:val="16"/>
+              </w:rPr>
+              <w:t>P9</w:t>
             </w:r>
           </w:p>
         </w:tc>
@@ -11406,7 +11720,7 @@
         </w:tc>
         <w:tc>
           <w:tcPr>
-            <w:tcW w:type="dxa" w:w="3600"/>
+            <w:tcW w:type="dxa" w:w="2863"/>
             <w:tcMar>
               <w:top w:w="30" w:type="dxa"/>
               <w:start w:w="70" w:type="dxa"/>
@@ -11479,6 +11793,32 @@
                 <w:sz w:val="16"/>
               </w:rPr>
               <w:t>W2, P5</w:t>
+            </w:r>
+          </w:p>
+        </w:tc>
+        <w:tc>
+          <w:tcPr>
+            <w:tcW w:type="dxa" w:w="737"/>
+            <w:tcMar>
+              <w:top w:w="30" w:type="dxa"/>
+              <w:start w:w="70" w:type="dxa"/>
+              <w:bottom w:w="30" w:type="dxa"/>
+              <w:end w:w="70" w:type="dxa"/>
+            </w:tcMar>
+          </w:tcPr>
+          <w:p>
+            <w:pPr>
+              <w:spacing w:before="0" w:after="0"/>
+            </w:pPr>
+            <w:r>
+              <w:rPr>
+                <w:rFonts w:ascii="Calibri" w:hAnsi="Calibri" w:cs="Calibri" w:eastAsia="Calibri"/>
+                <w:b w:val="0"/>
+                <w:i w:val="0"/>
+                <w:color w:val="1B1B1F"/>
+                <w:sz w:val="16"/>
+              </w:rPr>
+              <w:t>P5</w:t>
             </w:r>
           </w:p>
         </w:tc>
@@ -11592,7 +11932,7 @@
         </w:tc>
         <w:tc>
           <w:tcPr>
-            <w:tcW w:type="dxa" w:w="3600"/>
+            <w:tcW w:type="dxa" w:w="2863"/>
             <w:tcMar>
               <w:top w:w="30" w:type="dxa"/>
               <w:start w:w="70" w:type="dxa"/>
@@ -11665,6 +12005,32 @@
                 <w:sz w:val="16"/>
               </w:rPr>
               <w:t>W3, P8</w:t>
+            </w:r>
+          </w:p>
+        </w:tc>
+        <w:tc>
+          <w:tcPr>
+            <w:tcW w:type="dxa" w:w="737"/>
+            <w:tcMar>
+              <w:top w:w="30" w:type="dxa"/>
+              <w:start w:w="70" w:type="dxa"/>
+              <w:bottom w:w="30" w:type="dxa"/>
+              <w:end w:w="70" w:type="dxa"/>
+            </w:tcMar>
+          </w:tcPr>
+          <w:p>
+            <w:pPr>
+              <w:spacing w:before="0" w:after="0"/>
+            </w:pPr>
+            <w:r>
+              <w:rPr>
+                <w:rFonts w:ascii="Calibri" w:hAnsi="Calibri" w:cs="Calibri" w:eastAsia="Calibri"/>
+                <w:b w:val="0"/>
+                <w:i w:val="0"/>
+                <w:color w:val="1B1B1F"/>
+                <w:sz w:val="16"/>
+              </w:rPr>
+              <w:t>P8</w:t>
             </w:r>
           </w:p>
         </w:tc>
@@ -11778,7 +12144,7 @@
         </w:tc>
         <w:tc>
           <w:tcPr>
-            <w:tcW w:type="dxa" w:w="3600"/>
+            <w:tcW w:type="dxa" w:w="2863"/>
             <w:tcMar>
               <w:top w:w="30" w:type="dxa"/>
               <w:start w:w="70" w:type="dxa"/>
@@ -11851,6 +12217,32 @@
                 <w:sz w:val="16"/>
               </w:rPr>
               <w:t>W5</w:t>
+            </w:r>
+          </w:p>
+        </w:tc>
+        <w:tc>
+          <w:tcPr>
+            <w:tcW w:type="dxa" w:w="737"/>
+            <w:tcMar>
+              <w:top w:w="30" w:type="dxa"/>
+              <w:start w:w="70" w:type="dxa"/>
+              <w:bottom w:w="30" w:type="dxa"/>
+              <w:end w:w="70" w:type="dxa"/>
+            </w:tcMar>
+          </w:tcPr>
+          <w:p>
+            <w:pPr>
+              <w:spacing w:before="0" w:after="0"/>
+            </w:pPr>
+            <w:r>
+              <w:rPr>
+                <w:rFonts w:ascii="Calibri" w:hAnsi="Calibri" w:cs="Calibri" w:eastAsia="Calibri"/>
+                <w:b w:val="0"/>
+                <w:i w:val="0"/>
+                <w:color w:val="1B1B1F"/>
+                <w:sz w:val="16"/>
+              </w:rPr>
+              <w:t>P9</w:t>
             </w:r>
           </w:p>
         </w:tc>
@@ -11964,7 +12356,7 @@
         </w:tc>
         <w:tc>
           <w:tcPr>
-            <w:tcW w:type="dxa" w:w="3600"/>
+            <w:tcW w:type="dxa" w:w="2863"/>
             <w:tcMar>
               <w:top w:w="30" w:type="dxa"/>
               <w:start w:w="70" w:type="dxa"/>
@@ -11984,7 +12376,7 @@
                 <w:color w:val="1B1B1F"/>
                 <w:sz w:val="16"/>
               </w:rPr>
-              <w:t>Vigenère zuerst mit AB, dann mit CDE: Länge und Schlüsselwort der gleichwertigen Einzelverschlüsselung?</w:t>
+              <w:t>Vigenère zuerst mit BA, dann mit CAD: Länge und Schlüsselwort der gleichwertigen Einzelverschlüsselung?</w:t>
             </w:r>
           </w:p>
         </w:tc>
@@ -12040,7 +12432,7 @@
                 <w:color w:val="1B1B1F"/>
                 <w:sz w:val="16"/>
               </w:rPr>
-              <w:t>CEEDDF</w:t>
+              <w:t>DAECBD</w:t>
             </w:r>
           </w:p>
         </w:tc>
@@ -12067,6 +12459,32 @@
                 <w:sz w:val="16"/>
               </w:rPr>
               <w:t>W2, P8</w:t>
+            </w:r>
+          </w:p>
+        </w:tc>
+        <w:tc>
+          <w:tcPr>
+            <w:tcW w:type="dxa" w:w="737"/>
+            <w:tcMar>
+              <w:top w:w="30" w:type="dxa"/>
+              <w:start w:w="70" w:type="dxa"/>
+              <w:bottom w:w="30" w:type="dxa"/>
+              <w:end w:w="70" w:type="dxa"/>
+            </w:tcMar>
+          </w:tcPr>
+          <w:p>
+            <w:pPr>
+              <w:spacing w:before="0" w:after="0"/>
+            </w:pPr>
+            <w:r>
+              <w:rPr>
+                <w:rFonts w:ascii="Calibri" w:hAnsi="Calibri" w:cs="Calibri" w:eastAsia="Calibri"/>
+                <w:b w:val="0"/>
+                <w:i w:val="0"/>
+                <w:color w:val="1B1B1F"/>
+                <w:sz w:val="16"/>
+              </w:rPr>
+              <w:t>P8</w:t>
             </w:r>
           </w:p>
         </w:tc>
@@ -12529,7 +12947,7 @@
                 <w:color w:val="1B1B1F"/>
                 <w:sz w:val="17"/>
               </w:rPr>
-              <w:t>Basisgenerator (Caesar ver/ent mit A = 1, mod-Rechnen, Vigenère ver/ent, Schlüsselanzahl, XOR-Bytes) + zufällige Falle aus {P1, P2, P3, P7}; erzeugt eine Schülerlösung mit genau diesem Fehler. „In dieser Lösung steckt genau eine Falle. Welche? Gib außerdem das richtige Ergebnis an.“</w:t>
+              <w:t>Basisgenerator (Caesar ver/ent mit A = 1, mod-Rechnen, Vigenère ver/ent, Schlüsselanzahl; XOR-Bytes entfällt, weil keine der vier Fallen einen XOR-Fehler beschreibt) + zufällige Falle aus {P1, P2, P3, P7}; erzeugt eine Schülerlösung mit genau diesem Fehler. „In dieser Lösung steckt genau eine Falle. Welche? Gib außerdem das richtige Ergebnis an.“</w:t>
             </w:r>
           </w:p>
         </w:tc>
@@ -12555,7 +12973,7 @@
                 <w:color w:val="1B1B1F"/>
                 <w:sz w:val="17"/>
               </w:rPr>
-              <w:t xml:space="preserve">Fallen-Nummer (choice) </w:t>
+              <w:t xml:space="preserve">Falle (Klappliste) </w:t>
             </w:r>
             <w:r>
               <w:rPr>

--- a/materialien/00_Lehrerhinweise/KR_W6_Lehrerhinweise.docx
+++ b/materialien/00_Lehrerhinweise/KR_W6_Lehrerhinweise.docx
@@ -355,7 +355,7 @@
                 <w:color w:val="1B1B1F"/>
                 <w:sz w:val="22"/>
               </w:rPr>
-              <w:t>TAZLL ZZLYL VIHAV K</w:t>
+              <w:t>BLJLF ASPPI VLIUI N</w:t>
             </w:r>
             <w:r>
               <w:rPr>
@@ -375,7 +375,7 @@
                 <w:color w:val="1B1B1F"/>
                 <w:sz w:val="22"/>
               </w:rPr>
-              <w:t>zeitreisebeendet</w:t>
+              <w:t>hebelistverbogen</w:t>
             </w:r>
             <w:r>
               <w:rPr>

--- a/materialien/00_Lehrerhinweise/KR_W6_Lehrerhinweise.docx
+++ b/materialien/00_Lehrerhinweise/KR_W6_Lehrerhinweise.docx
@@ -6313,6 +6313,71 @@
           <w:sz w:val="22"/>
         </w:rPr>
         <w:t xml:space="preserve"> WK1 (Anlage) in allen Prüfungsformaten; WK2 (5 Schritte), WK3 (Beurteilungsraster) und WK5 (Operatoren) in DS 17/18.</w:t>
+      </w:r>
+    </w:p>
+    <w:p>
+      <w:pPr>
+        <w:spacing w:before="0" w:after="80"/>
+      </w:pPr>
+      <w:r>
+        <w:rPr>
+          <w:rFonts w:ascii="Calibri" w:hAnsi="Calibri" w:cs="Calibri" w:eastAsia="Calibri"/>
+          <w:b/>
+          <w:i w:val="0"/>
+          <w:color w:val="1B1B1F"/>
+          <w:sz w:val="22"/>
+        </w:rPr>
+        <w:t>Werkzeuge in den Aufgaben (Version 1.2.0):</w:t>
+      </w:r>
+      <w:r>
+        <w:rPr>
+          <w:rFonts w:ascii="Calibri" w:hAnsi="Calibri" w:cs="Calibri" w:eastAsia="Calibri"/>
+          <w:b w:val="0"/>
+          <w:i w:val="0"/>
+          <w:color w:val="1B1B1F"/>
+          <w:sz w:val="22"/>
+        </w:rPr>
+        <w:t xml:space="preserve"> In 7 Aufgaben dieser Welt klappt das passende Werkzeug direkt in der Aufgabe auf (Panel; ab 1100 px Bildschirmbreite als Seitenleiste neben dem Antwortfeld, sonst unter der Aufgabe; „Im Labor öffnen“ als Zweitlink; im Boss nie). Archivfund: Skytale &amp; Gitter geführt (A-01) · 6.1: Chiffrierscheibe geführt (L1-03), Vigenère-Werkbank geführt (L1-04) · 6.2: Skytale &amp; Gitter geführt (L2-01, L2-03, L2-04), Vigenère-Werkbank geführt (L2-02). </w:t>
+      </w:r>
+      <w:r>
+        <w:rPr>
+          <w:rFonts w:ascii="Calibri" w:hAnsi="Calibri" w:cs="Calibri" w:eastAsia="Calibri"/>
+          <w:b/>
+          <w:i w:val="0"/>
+          <w:color w:val="1B1B1F"/>
+          <w:sz w:val="22"/>
+        </w:rPr>
+        <w:t>Geführt</w:t>
+      </w:r>
+      <w:r>
+        <w:rPr>
+          <w:rFonts w:ascii="Calibri" w:hAnsi="Calibri" w:cs="Calibri" w:eastAsia="Calibri"/>
+          <w:b w:val="0"/>
+          <w:i w:val="0"/>
+          <w:color w:val="1B1B1F"/>
+          <w:sz w:val="22"/>
+        </w:rPr>
+        <w:t xml:space="preserve"> heißt: Das Werkzeug zeigt die Werte der Aufgabe und markiert nur den aktuellen Schritt; die Lernenden lesen bzw. rechnen jeden Schritt selbst und tragen ihn ein. Rückmeldung (✓/✗ je Schritt) gibt es erst, wenn die Aufgabe gelöst oder die Lösung angesehen ist – vorher bewertet das Werkzeug nichts. </w:t>
+      </w:r>
+      <w:r>
+        <w:rPr>
+          <w:rFonts w:ascii="Calibri" w:hAnsi="Calibri" w:cs="Calibri" w:eastAsia="Calibri"/>
+          <w:b/>
+          <w:i w:val="0"/>
+          <w:color w:val="1B1B1F"/>
+          <w:sz w:val="22"/>
+        </w:rPr>
+        <w:t>Frei</w:t>
+      </w:r>
+      <w:r>
+        <w:rPr>
+          <w:rFonts w:ascii="Calibri" w:hAnsi="Calibri" w:cs="Calibri" w:eastAsia="Calibri"/>
+          <w:b w:val="0"/>
+          <w:i w:val="0"/>
+          <w:color w:val="1B1B1F"/>
+          <w:sz w:val="22"/>
+        </w:rPr>
+        <w:t xml:space="preserve"> heißt: Ausprobieren mit eigenen Werten. Auch im freien Labor und auf den Level-Karten („Hier ausprobieren“) wechselt ein Werkzeug bei Werten aus Aufgaben, Akten, Bossen oder Warm-up in den geführten Modus. In der Lehrkraft-Vorschau sind die richtigen Schritte sofort sichtbar.</w:t>
       </w:r>
     </w:p>
     <w:p>
